--- a/games/peril-to-profit-story-atlas/exports/player/rule/short-rest.docx
+++ b/games/peril-to-profit-story-atlas/exports/player/rule/short-rest.docx
@@ -23,7 +23,7 @@
         <w:pStyle w:val="Normal"/>
       </w:pPr>
       <w:r>
-        <w:t xml:space="preserve">About an hour to recover and prepare.</w:t>
+        <w:t xml:space="preserve">About an hour to recover and prepare; the GM gains 1d4 Fear.</w:t>
       </w:r>
     </w:p>
     <w:p>
@@ -39,7 +39,7 @@
         <w:pStyle w:val="Normal"/>
       </w:pPr>
       <w:r>
-        <w:t xml:space="preserve">About an hour to recover and prepare.</w:t>
+        <w:t xml:space="preserve">About an hour to recover and prepare; the GM gains 1d4 Fear.</w:t>
       </w:r>
     </w:p>
     <w:p>
@@ -55,7 +55,7 @@
         <w:pStyle w:val="Normal"/>
       </w:pPr>
       <w:r>
-        <w:t xml:space="preserve">Short Rest: About an hour to recover and prepare.</w:t>
+        <w:t xml:space="preserve">Short Rest: About an hour to recover and prepare; the GM gains 1d4 Fear.</w:t>
       </w:r>
     </w:p>
     <w:p>
@@ -95,7 +95,7 @@
         <w:pStyle w:val="Normal"/>
       </w:pPr>
       <w:r>
-        <w:t xml:space="preserve">Tend Wounds, Clear Stress, Repair Armor, or Prepare.</w:t>
+        <w:t xml:space="preserve">Each PC chooses two downtime moves. The GM gains 1d4 Fear, then play returns with refreshed pressure.</w:t>
       </w:r>
     </w:p>
     <w:p>
@@ -119,7 +119,7 @@
         <w:pStyle w:val="Normal"/>
       </w:pPr>
       <w:r>
-        <w:t xml:space="preserve">Build 2026-06-23T21:40:58 | Content hash 2e50afe04ecbd324 | Source hash dac3370046ed077140fab2d6</w:t>
+        <w:t xml:space="preserve">Build 2026-07-05T12:33:16 | Content hash db55b0d3bad93528 | Source hash 6753a06c32e5dca07a19eb73</w:t>
       </w:r>
     </w:p>
     <w:sectPr/>
